--- a/03_Mubodilai-karbogidratho-glikoliz-krebs_Kursi.docx
+++ b/03_Mubodilai-karbogidratho-glikoliz-krebs_Kursi.docx
@@ -1135,7 +1135,7 @@
           <w:i w:val="0"/>
           <w:sz w:val="28"/>
         </w:rPr>
-        <w:t>Аҳамияти амалии мавзӯъ баланд аст [7, S33-б.]. Диабети қанд дар ҷаҳон байни маълумот дорад [7, S33-б.]. Камҳаракатӣ ва хӯроки ширини зиёд хатари онро меафзояд [9, 4-б.]. Дар байни донишҷӯёни мо хӯроки зудтайёр паҳн мешавад [10, 71-б.]. Барои ҳамин фаҳмиши мубодилаи глюкоза барои духтури оянда зарур аст [6, 340-б.].</w:t>
+        <w:t>Аҳамияти амалии мавзӯъ баланд аст [7, S33-б.]. Диабети қанд дар ҷаҳон паҳн аст [7, S33-б.]. Камҳаракатӣ ва хӯроки ширини зиёд хатари онро меафзояд [9, 4-б.]. Дар байни донишҷӯёни мо хӯроки зудтайёр паҳн мешавад [10, 71-б.]. Барои ҳамин фаҳмиши мубодилаи глюкоза барои духтури оянда зарур аст [6, 340-б.].</w:t>
       </w:r>
     </w:p>
     <w:p>
@@ -1881,7 +1881,7 @@
           <w:i w:val="0"/>
           <w:sz w:val="28"/>
         </w:rPr>
-        <w:t>Дар организм карбогидратҳо вазифаҳои гуногун доранд [1, 234-б.]. Вазифаи аввал энергия介质 аст [1, 234-б.]. Глюкоза дар реаксияҳои энергетикӣ то CO2 ва H2O оксид мешавад [1, 234-б.]. Вазифаи дуввум захиракунӣ аст [1, 238-б.]. Гликоген ва чарби захирагӣ аз карбогидрат сохта мешаванд [1, 238-б.]. Вазифаи сешум сохторсозист [1, 234-б.]. Риштаи ғизоӣ ва гликопротеинҳо нақши сохторӣ мебозанд [1, 234-б.].</w:t>
+        <w:t>Дар организм карбогидратҳо вазифаҳои гуногун доранд [1, 234-б.]. Вазифаи аввал манбаи энергия аст [1, 234-б.]. Глюкоза дар реаксияҳои энергетикӣ то CO2 ва H2O оксид мешавад [1, 234-б.]. Вазифаи дуввум захиракунӣ аст [1, 238-б.]. Гликоген ва чарби захирагӣ аз карбогидрат сохта мешаванд [1, 238-б.]. Вазифаи сешум сохторсозист [1, 234-б.]. Риштаи ғизоӣ ва гликопротеинҳо нақши сохторӣ мебозанд [1, 234-б.].</w:t>
       </w:r>
     </w:p>
     <w:p>
@@ -3948,7 +3948,7 @@
           <w:i w:val="0"/>
           <w:sz w:val="28"/>
         </w:rPr>
-        <w:t>Се реаксияи давр баръаксномепазир мебошанд [4, 634-б.]. Синтазаи цитрат, дегидрогеназаи изоцитрат ва дегидрогеназаи α-кетоглутарат [4, 634-б.]. Ҳамин се фермент нуқтаҳои танзими масир мебошанд [4, 634-б.]. Онҳо ба сатҳи NADH ва ATP ҷавоб медиҳанд [4, 634-б.]. Дар фароғати энергия давр суст мешавад [4, 634-б.]. Дар талаботи энергия давр месуръат мегирад [4, 634-б.].</w:t>
+        <w:t>Се реаксияи давр баръаксномепазир мебошанд [4, 634-б.]. Синтазаи цитрат, дегидрогеназаи изоцитрат ва дегидрогеназаи α-кетоглутарат [4, 634-б.]. Ҳамин се фермент нуқтаҳои танзими масир мебошанд [4, 634-б.]. Онҳо ба сатҳи NADH ва ATP ҷавоб медиҳанд [4, 634-б.]. Дар фаровонии ATP давр суст мешавад [4, 634-б.]. Дар талаботи энергия давр месуръат мегирад [4, 634-б.].</w:t>
       </w:r>
     </w:p>
     <w:p>
@@ -4044,7 +4044,7 @@
           <w:i w:val="0"/>
           <w:sz w:val="28"/>
         </w:rPr>
-        <w:t>Дегидрогеназаи изоцитрат нуқтаи танзими дуввум аст [4, 634-б.]. Он изоцитратро то α-кетоглутарат оксид мекунад [4, 634-б.]. Реаксия якумин молекулаи CO2-ро медиҳад [4, 634-б.]. АДФ ва CA2+ онро фаъол мекунанд [4, 634-б.]. АТФ ва NADH бошад, онро мекушанд [4, 634-б.]. Ҳамин дуҷониба танзим даврро мутавозин нигоҳ медорад [4, 634-б.].</w:t>
+        <w:t>Дегидрогеназаи изоцитрат нуқтаи танзими дуввум аст [4, 634-б.]. Он изоцитратро то α-кетоглутарат оксид мекунад [4, 634-б.]. Реаксия якумин молекулаи CO2-ро медиҳад [4, 634-б.]. АДФ ва Ca2+ онро фаъол мекунанд [4, 634-б.]. АТФ ва NADH бошад, онро мекушанд [4, 634-б.]. Ҳамин дуҷониба танзим даврро мутавозин нигоҳ медорад [4, 634-б.].</w:t>
       </w:r>
     </w:p>
     <w:p>
@@ -4060,7 +4060,7 @@
           <w:i w:val="0"/>
           <w:sz w:val="28"/>
         </w:rPr>
-        <w:t>Дегидрогеназаи α-кетоглутарат комплекси дуввуми муттаҳид аст [4, 634-б.]. Сохтор ва коферментҳояш ба пируватдегидрогеназа шабеҳ аст [4, 634-б.]. Он TPP, луои кислота, FAD, NAD ва КоА талаб мекунад [4, 634-б.]. Реаксия сукцинил-КоА ва CO2-и дуввумро медиҳад [4, 634-б.]. Арсен ҳамин комплексро ҳам мекушад [4, 634-б.]. Барои ҳамин заҳрии арсен хеле вазнин аст [4, 634-б.].</w:t>
+        <w:t>Дегидрогеназаи α-кетоглутарат комплекси дуввуми муттаҳид аст [4, 634-б.]. Сохтор ва коферментҳояш ба пируватдегидрогеназа шабеҳ аст [4, 634-б.]. Он TPP, кислотаи липоат, FAD, NAD ва КоА талаб мекунад [4, 634-б.]. Реаксия сукцинил-КоА ва CO2-и дуввумро медиҳад [4, 634-б.]. Арсен ҳамин комплексро ҳам мекушад [4, 634-б.]. Барои ҳамин заҳрии арсен хеле вазнин аст [4, 634-б.].</w:t>
       </w:r>
     </w:p>
     <w:p>
@@ -4156,7 +4156,7 @@
           <w:i w:val="0"/>
           <w:sz w:val="28"/>
         </w:rPr>
-        <w:t>Нақси витамини B1 кори комплексро вайрон мекунад [1, 246-б.]. Дар бери-бери мубодилаи карбогидрат суст мешавад [1, 246-б.]. Пируват ва лактат дар хун ҷамъ мешаванд [1, 246-б.]. Дар вазъи вазнин энсефалопатияи Вернике меорад [1, 246-б.]. Табобат бо TPP-и илоҷавӣ зуд кӯмак мекунад [1, 246-б.]. Барои ҳамин ташхиси зуд зарур аст [1, 246-б.].</w:t>
+        <w:t>Нақси витамини B1 кори комплексро вайрон мекунад [1, 246-б.]. Дар бери-бери мубодилаи карбогидрат суст мешавад [1, 246-б.]. Пируват ва лактат дар хун ҷамъ мешаванд [1, 246-б.]. Дар вазъи вазнин энсефалопатияи Вернике меорад [1, 246-б.]. Табобат бо TPP-и беруна зуд кӯмак мекунад [1, 246-б.]. Барои ҳамин ташхиси зуд зарур аст [1, 246-б.].</w:t>
       </w:r>
     </w:p>
     <w:p>
@@ -4172,7 +4172,7 @@
           <w:i w:val="0"/>
           <w:sz w:val="28"/>
         </w:rPr>
-        <w:t>Арсен заҳри классикии комплекс аст [1, 246-б.]. Он бо гурӯҳи сулфгидрилии луои кислота пайваст мешавад [1, 246-б.]. Комплекс фаъолияти худро гум мекунад [1, 246-б.]. Пируват ва лактат ҷамъ мешаванд [1, 246-б.]. Барои ҳамин заҳри арсен хеле хатарнок аст [1, 246-б.]. Ин мисол пайвасти кимиёвии сохтор ва вазифаро нишон медиҳад [1, 246-б.].</w:t>
+        <w:t>Арсен заҳри классикии комплекс аст [1, 246-б.]. Он бо гурӯҳи сулфгидрилии кислотаи липоат пайваст мешавад [1, 246-б.]. Комплекс фаъолияти худро гум мекунад [1, 246-б.]. Пируват ва лактат ҷамъ мешаванд [1, 246-б.]. Барои ҳамин заҳри арсен хеле хатарнок аст [1, 246-б.]. Ин мисол пайвасти кимиёвии сохтор ва вазифаро нишон медиҳад [1, 246-б.].</w:t>
       </w:r>
     </w:p>
     <w:p>
@@ -6152,7 +6152,7 @@
           <w:i w:val="0"/>
           <w:sz w:val="28"/>
         </w:rPr>
-        <w:t>Дар сатҳи ҳуҷайра гликолиз бо чанд нуқта танзим мешавад [4, 556-б.]. Фосфофруктокиназа-1 нуқтаи асосии идораи суръат аст [4, 556-б.]. АТФ ва цитрат фаъолияти онро мекушанд [4, 556-б.]. АМП ва фруктоза-2,6-бисфосфат онро фаъол мекунанд [4, 556-б.]. Дар фароғати энергия гликолиз суст мешавад [4, 556-б.]. Дар талаботи энергия он месуръат мегирад [4, 556-б.]. Ҳамин механизм баланси ATP-ро идора мекунад [4, 556-б.].</w:t>
+        <w:t>Дар сатҳи ҳуҷайра гликолиз бо чанд нуқта танзим мешавад [4, 556-б.]. Фосфофруктокиназа-1 нуқтаи асосии идораи суръат аст [4, 556-б.]. АТФ ва цитрат фаъолияти онро мекушанд [4, 556-б.]. АМП ва фруктоза-2,6-бисфосфат онро фаъол мекунанд [4, 556-б.]. Дар фаровонии ATP гликолиз суст мешавад [4, 556-б.]. Дар талаботи энергия он месуръат мегирад [4, 556-б.]. Ҳамин механизм баланси ATP-ро идора мекунад [4, 556-б.].</w:t>
       </w:r>
     </w:p>
     <w:p>
@@ -6184,7 +6184,7 @@
           <w:i w:val="0"/>
           <w:sz w:val="28"/>
         </w:rPr>
-        <w:t>Мембранаи ҳуҷайраҳо ҳамчунин нозиқу танзимшаванда аст [3, 136-б.]. Глюкоза бевосита аз мембрана намегузарад [3, 136-б.]. Он тавассути каналҳои махсус GLUT мегузарад [3, 136-б.]. ГЛУТ4 дар мушакҳо ва чарби бадан бо инсулин кор мекунад [3, 136-б.]. ГЛУТ1 ба мағзи сар ва эритроситҳо хос аст [3, 136-б.]. Барои ҳамин мағз бе инсулин ҳам глюкоза мегирад [3, 136-б.].</w:t>
+        <w:t>Мембранаи ҳуҷайраҳо барои глюкоза интихобпазир аст [3, 136-б.]. Глюкоза бевосита аз мембрана намегузарад [3, 136-б.]. Он тавассути каналҳои махсус GLUT мегузарад [3, 136-б.]. ГЛУТ4 дар мушакҳо ва чарби бадан бо инсулин кор мекунад [3, 136-б.]. ГЛУТ1 ба мағзи сар ва эритроситҳо хос аст [3, 136-б.]. Барои ҳамин мағз бе инсулин ҳам глюкоза мегирад [3, 136-б.].</w:t>
       </w:r>
     </w:p>
     <w:p>
@@ -6312,7 +6312,7 @@
           <w:i w:val="0"/>
           <w:sz w:val="28"/>
         </w:rPr>
-        <w:t>Меъёри лактати хун аз 0,5 то 2,2 миллимол дар литр аст [19, 2-б.]. Беҳтаршавии он то 4 миллимол гиперлактатемия ном дорад [19, 2-б.]. Аз 4 миллимол бо пастшавии pH ацидози лактатӣ мешавад [19, 2-б.]. Ацидозӣ ба ду навъ тақсим мешавад [19, 2-б.]. Нақси A бо камии афзоиш ва ҳамоҳангии хун зоҳир мешавад [19, 2-б.]. Нақси B бе камии оксиген, бо дору ё халали метаболизм мегузарад [19, 2-б.].</w:t>
+        <w:t>Меъёри лактати хун аз 0,5 то 2,2 миллимол дар литр аст [19, 2-б.]. Беҳтаршавии он то 4 миллимол гиперлактатемия ном дорад [19, 2-б.]. Аз 4 миллимол бо пастшавии pH ацидози лактатӣ мешавад [19, 2-б.]. Ацидозӣ ба ду навъ тақсим мешавад [19, 2-б.]. Нақси навъи A бо камии оксиген ва вайрони гардиши хун зоҳир мешавад [19, 2-б.]. Нақси навъи B бе камии оксиген, бо дору ё халали метаболизм мегузарад [19, 2-б.].</w:t>
       </w:r>
     </w:p>
     <w:p>
@@ -6328,7 +6328,7 @@
           <w:i w:val="0"/>
           <w:sz w:val="28"/>
         </w:rPr>
-        <w:t>Ацидози лактатӣ дар вазъҳои вазнии клиникӣ зоҳир мешавад [19, 2-б.]. Шок, ҳамоҳангии дил ва ҳамалулии шуш сабаби A мебошанд [19, 2-б.]. Ҳамин вазъ хавфнок аст ва нигоҳдории фаврии дору мекунад [19, 2-б.]. Меъёри баланди лактат нишондиҳандаи хавф мемонад [19, 2-б.]. Ҳар чанде лактат баланд бимонад, хавф афзуда мешавад [19, 2-б.]. Барои ҳамин ченкунии лактат дар шуҳратпаравӣ маъмул аст [19, 2-б.].</w:t>
+        <w:t>Ацидози лактатӣ дар вазъҳои вазнии клиникӣ зоҳир мешавад [19, 2-б.]. Шок, нокафии дил ва истеърогии шуш сабабҳои навъи A мебошанд [19, 2-б.]. Ҳамин вазъ хавфнок аст ва нигоҳдории фаврии дору мекунад [19, 2-б.]. Меъёри баланди лактат нишондиҳандаи хавф мемонад [19, 2-б.]. Ҳар чанде лактат баланд бимонад, хавф афзуда мешавад [19, 2-б.]. Барои ҳамин ченкунии лактат дар нигоҳдории махсус маъмул аст [19, 2-б.].</w:t>
       </w:r>
     </w:p>
     <w:p>
@@ -6392,7 +6392,7 @@
           <w:i w:val="0"/>
           <w:sz w:val="28"/>
         </w:rPr>
-        <w:t>Дорухомиҳои баъзе мутацияҳои ферментӣ мубодилаи лактатро вайрон мекунанд [3, 138-б.]. Нақси пируватдегидрогеназа лактати зиёдро меорад [3, 138-б.]. Нақси пируваткиназа камхунии гемолитикиро меорад [3, 138-б.]. Эритроситҳо ATP-и камро доранд [3, 138-б.]. Ҳолат бо камхунии ҳемолитикӣ зоҳир мешавад [3, 138-б.]. Ин мисолҳо пайвасти биокимё ва клиникро нишон медиҳанд [3, 138-б.].</w:t>
+        <w:t>Дорухомиҳои баъзе мутацияҳои ферментӣ мубодилаи лактатро вайрон мекунанд [3, 138-б.]. Нақси пируватдегидрогеназа лактатро зиёд мекунад [3, 138-б.]. Нақси пируваткиназа камхунии гемолитикиро меорад [3, 138-б.]. Эритроситҳо ATP-и камро доранд [3, 138-б.]. Ҳолат бо камхунии ҳемолитикӣ зоҳир мешавад [3, 138-б.]. Ин мисолҳо пайвасти биокимё ва клиникро нишон медиҳанд [3, 138-б.].</w:t>
       </w:r>
     </w:p>
     <w:p>
@@ -6408,7 +6408,7 @@
           <w:i w:val="0"/>
           <w:sz w:val="28"/>
         </w:rPr>
-        <w:t>Дар шок ва камии афзоиш нафаскашии анаэробӣ ғолиб мешавад [19, 2-б.]. Ҳуҷайраҳо бе оксиген кори худро давом медиҳанд [19, 2-б.]. Лактати хун зуд баланд мешавад [19, 2-б.]. Табибон онро нишондиҳандаи вазнини вазъ мешиуморанд [19, 2-б.]. Ченкунии муттасили лактат дар шуъбаҳои вазнин амалӣ аст [19, 2-б.]. Барои ҳамин нақши он дар ташхиси фаврӣ баланд аст [19, 2-б.].</w:t>
+        <w:t>Дар шок ва камии афзоиш нафаскашии анаэробӣ ғолиб мешавад [19, 2-б.]. Ҳуҷайраҳо бе оксиген кори худро давом медиҳанд [19, 2-б.]. Лактати хун зуд баланд мешавад [19, 2-б.]. Табибон онро нишондиҳандаи вазнини вазъ мешуморанд [19, 2-б.]. Ченкунии муттасили лактат дар шуъбаҳои вазнин амалӣ аст [19, 2-б.]. Барои ҳамин нақши он дар ташхиси фаврӣ баланд аст [19, 2-б.].</w:t>
       </w:r>
     </w:p>
     <w:p>
@@ -7328,7 +7328,7 @@
           <w:i w:val="0"/>
           <w:sz w:val="28"/>
         </w:rPr>
-        <w:t>Таҳлили гликемия дар ҳар лабораторияи минтақавӣ амалӣ аст [8, 56-б.]. Барои санҷиши дақиқ хун аз рӯи анҷоми камдаромад гирифта мешавад [6, 342-б.]. Намуна дар пробиркаи фторидӣ гирифта мешавад [6, 342-б.]. Фторид гликолизи эритроситҳоро мекушад [6, 342-б.]. Бе ин глюкозаи намуна то ченкунӣ паст мешавад [6, 342-б.]. Ҳамин қоида натиҷаро дақиқ мекунад [6, 342-б.].</w:t>
+        <w:t>Таҳлили гликемия дар ҳар лабораторияи минтақавӣ амалӣ аст [8, 56-б.]. Барои санҷиши дақиқ хун аз рӯги ангушт дар вазъи камдаромад гирифта мешавад [6, 342-б.]. Намуна дар пробиркаи фторидӣ гирифта мешавад [6, 342-б.]. Фторид гликолизи эритроситҳоро манъ мекунад [6, 342-б.]. Бе ин глюкозаи намуна то ченкунӣ паст мешавад [6, 342-б.]. Ҳамин қоида натиҷаро дақиқ мекунад [6, 342-б.].</w:t>
       </w:r>
     </w:p>
     <w:p>
@@ -7360,7 +7360,7 @@
           <w:i w:val="0"/>
           <w:sz w:val="28"/>
         </w:rPr>
-        <w:t>Таҳлили лактат ба шароити гирифтани намуна мутобиқ мешавад [19, 2-б.]. Сабти бемақсад ва дегидрататсия ададро баланд мебарад [19, 2-б.]. Намуна бояд фавран санҷида шавад [19, 2-б.]. Натиҷаҳо дар шафҳои хун муайян мешаванд [19, 2-б.]. Барои ҳамин намуна ба лабораторияи вазнин таъйин мешавад [19, 2-б.]. Ҳамин қоидаҳо дар Банди сешум такрор мешаванд [8, 56-б.].</w:t>
+        <w:t>Таҳлили лактат ба шароити гирифтани намуна мутобиқ мешавад [19, 2-б.]. Хатогии гирифтани намуна ва дегидрататсия ададро баланд мебарад [19, 2-б.]. Намуна бояд фавран санҷида шавад [19, 2-б.]. Натиҷаҳо дар қатраҳои хун муайян мешаванд [19, 2-б.]. Барои ҳамин намуна ба лабораторияи вазнин таъйин мешавад [19, 2-б.]. Ҳамин қоидаҳо дар Банди сешум такрор мешаванд [8, 56-б.].</w:t>
       </w:r>
     </w:p>
     <w:p>
@@ -7994,7 +7994,7 @@
           <w:i w:val="0"/>
           <w:sz w:val="28"/>
         </w:rPr>
-        <w:t>Ҳангоми беморӣ ва стресс талаботи карбогидрат тағйир мешавад [3, 132-б.]. Таблондан сарфи глюкозаро меафзояд [3, 132-б.]. Дар стресс гормонҳо гликемияро баланд мебаранд [3, 136-б.]. Дар вазъи вазнин глюкозаи венаҳо маҳсулоти муҳим аст [12, 2-б.]. Барои ҳамин дар беморхона назорати гликемия ҳатмист [7, S33-б.]. Ин қоида дар курсҳои клиникӣ такрор мешавад [7, S33-б.].</w:t>
+        <w:t>Ҳангоми беморӣ ва стресс талаботи карбогидрат тағйир мешавад [3, 132-б.]. Таблондан сарфи глюкозаро меафзояд [3, 132-б.]. Дар стресс гормонҳо гликемияро баланд мебаранд [3, 136-б.]. Дар вазъи вазнин доруи глюкоза ба варид маҳсулоти муҳим аст [12, 2-б.]. Барои ҳамин дар беморхона назорати гликемия ҳатмист [7, S33-б.]. Ин қоида дар курсҳои клиникӣ такрор мешавад [7, S33-б.].</w:t>
       </w:r>
     </w:p>
     <w:p>
@@ -9131,7 +9131,7 @@
           <w:i w:val="0"/>
           <w:sz w:val="28"/>
         </w:rPr>
-        <w:t>2. EFSA Panel on Dietetic Products, Nutrition and Allergies. Dietary reference values for nutrients: carbohydrates and dietary fibre. — EFSA Journal, 2017. — P. 4629–4720.</w:t>
+        <w:t>2. EFSA Panel on Dietetic Products, Nutrition and Allergies. Dietary reference values for carbohydrates and dietary fibre. — EFSA Journal, 2010; 8(3): 1462.</w:t>
       </w:r>
     </w:p>
     <w:p>
@@ -9823,7 +9823,7 @@
                 <w:b w:val="0"/>
                 <w:sz w:val="24"/>
               </w:rPr>
-              <w:t>Овощной салат [2, 4642-б.]</w:t>
+              <w:t>Салати сабзавотӣ [2, 4642-б.]</w:t>
             </w:r>
           </w:p>
         </w:tc>
@@ -10143,7 +10143,7 @@
           <w:i w:val="0"/>
           <w:sz w:val="28"/>
         </w:rPr>
-        <w:t>50 фоиз поёнтар аз ҳудуди 70 фоиз аст [8, 60-б.]. Нишонаи амал — илова кардани нони ҷав ё лӯбиё [8, 60-б.]. Ҳамин ҳисоб ҳар рационро дақиқ мекунад [8, 60-б.]. Дар мавсими каммева маҳсулотро аз Ҷадвали A.1 иваз мекунанд [8, 60-б.]. Барои ҳамин модель дар ҳама мавсимҳо кор мекунад [8, 60-б.]. Усул барои дигар витаминҳо ҳам истифода мешавад [8, 60-б.].</w:t>
+        <w:t>50 фоиз поёнтар аз ҳудуди 70 фоиз аст [8, 60-б.]. Нишонаи амал — илова кардани нони ҷав ё лӯбиё [8, 60-б.]. Ҳамин ҳисоб ҳар рационро дақиқ мекунад [8, 60-б.]. Дар мавсими каммева маҳсулотро аз Ҷадвали A.1 иваз мекунанд [8, 60-б.]. Барои ҳамин модель дар ҳама мавсимҳо кор мекунад [8, 60-б.]. Усул барои дигар моддаҳои ғизоӣ ҳам истифода мешавад [8, 60-б.].</w:t>
       </w:r>
     </w:p>
     <w:p>
@@ -10239,7 +10239,7 @@
           <w:i w:val="0"/>
           <w:sz w:val="28"/>
         </w:rPr>
-        <w:t>Ацетил-КоА — пайвасти пайвасти даври Кребс [4, 632-б.].</w:t>
+        <w:t>Ацетил-КоА — пайвасти воридшаванда ба даври Кребс [4, 632-б.].</w:t>
       </w:r>
     </w:p>
     <w:p>
